--- a/example_articles/states/Indiana/5.states_Indiana_Other_publisher.docx
+++ b/example_articles/states/Indiana/5.states_Indiana_Other_publisher.docx
@@ -29,17 +29,17 @@
     </w:p>
     <w:p>
       <w:r>
-        <w:t>Source File: Other publishers/Files (500) (30).DOCX</w:t>
+        <w:t>Source file: Other publishers/Files (500) (30).DOCX</w:t>
       </w:r>
     </w:p>
     <w:p>
       <w:r>
-        <w:t>Raw locations result: ['Indiana']</w:t>
+        <w:t>Raw locations result, 'locations': ['Indiana']</w:t>
       </w:r>
     </w:p>
     <w:p>
       <w:r>
-        <w:t>states_stand_flat (Standardized): Indiana</w:t>
+        <w:t>Standardized locations result, 'states_stand_flat': Indiana</w:t>
       </w:r>
     </w:p>
     <w:p>

--- a/example_articles/states/Indiana/5.states_Indiana_Other_publisher.docx
+++ b/example_articles/states/Indiana/5.states_Indiana_Other_publisher.docx
@@ -7,9 +7,7 @@
         <w:pStyle w:val="Heading1"/>
       </w:pPr>
       <w:r>
-        <w:t>From TIME to troubles;</w:t>
-        <w:br/>
-        <w:t xml:space="preserve"> Ex-governor Anderson's star dims</w:t>
+        <w:t>Jacksons tell their side of the story</w:t>
       </w:r>
     </w:p>
     <w:p>
@@ -19,17 +17,17 @@
     </w:p>
     <w:p>
       <w:r>
-        <w:t>Date: 1992-02-13</w:t>
+        <w:t>Date: 1992-11-12</w:t>
       </w:r>
     </w:p>
     <w:p>
       <w:r>
-        <w:t>Section: News; Pg. 1A</w:t>
+        <w:t>Section: LIFE; Pg. 3D; Television</w:t>
       </w:r>
     </w:p>
     <w:p>
       <w:r>
-        <w:t>Source file: Other publishers/Files (500) (30).DOCX</w:t>
+        <w:t>Source file: Other publishers/Files (500) (22).DOCX</w:t>
       </w:r>
     </w:p>
     <w:p>
@@ -51,87 +49,53 @@
     </w:p>
     <w:p>
       <w:r>
-        <w:t>Wendell Anderson was Minnesota's boy wonder, first as an Olympic hockey medalist, next as a legislator before he'd even finished law school and finally as a 37-year-old governor. At 59, he has the well-toned body and rugged good looks of his youth.</w:t>
+        <w:t>From hitmakers to headline rakers, the Jacksons come clean in a TV miniseries that starts Sunday .</w:t>
         <w:br/>
-        <w:t xml:space="preserve"> He also has financial problems that underscore the fall of a man once touted as a rising star in national politics.</w:t>
+        <w:t>''We're just going to tell the truth in what the family is about,'' says Jermaine Jackson, producer of the five-hour ABC miniseries, and an original member of the Jackson 5. ''It gets hot in spots. We reveal a lot of things.''</w:t>
         <w:br/>
-        <w:t xml:space="preserve"> The former U.S. senator hasn't paid last year's property tax, and has been delinquent in other recent years. His ex-wife has obtained a judgment against him, according to court records, because he's almost $ 45,000 behind on what he owes her under their divorce settlement.</w:t>
+        <w:t>Though little will surprise most followers of the Jackson clan, The Jacksons: An American Dream does chronicle strict physical disciplining of the Jacksons by their father and messy marriages among the brothers.</w:t>
         <w:br/>
-        <w:t>He also appears to be highly leveraged. Court records filed in 1990 show he had 22 loans and a debt of more than $ 900,000, against assets of $ 1.1 million.</w:t>
+        <w:t>But the main theme is the rise of a poor working-class clan in Gary, Ind., to become one of the richest, most celebrated and most eccentric families in show business.</w:t>
         <w:br/>
-        <w:t xml:space="preserve"> He has taken a less active role at the prominent Twin Cities law firm where he has worked since leaving politics. And as he pursues new business ventures, Anderson has surprised friends by entering the world of modeling - doing a TV commercial for exercise equipment and posing in a $ 14 sweatshirt in a small hunting magazine.</w:t>
+        <w:t>Jermaine and his wife, Margaret, worked on the miniseries for 4 1/2 years. Jermaine also helped produce the accompanying soundtrack, which includes live versions by the Jackson 5 of ABC , The Love You Save and the group's first hit, I Want You Back , as well as a recording of In the Still of the Night by Boyz II Men, who play a doo-wop group in the movie. In the Still will be released as a single.</w:t>
         <w:br/>
-        <w:t xml:space="preserve"> Anderson bristles at personal inquiries as to what's happened. He declined to talk of his personal finances, and attributed much of his problem to the burden of putting three children through college.</w:t>
+        <w:t>The miniseries opens with the courtship of Joseph and Katherine Jackson, and ends with the Jackson 5's farewell 1984 Victory tour.</w:t>
         <w:br/>
-        <w:t xml:space="preserve"> "Being leveraged in America is a very common situation," he said.  "I'm not the least bit embarrassed that I have debts. I'm not the least bit embarrassed that I sacrificed hard to keep my kids in school. I'm not embarrassed about doing a television commercial."</w:t>
+        <w:t>''We wanted to show we're a family, not just a musical group,'' Jermaine says.</w:t>
         <w:br/>
-        <w:t xml:space="preserve"> In many ways, Anderson is the same proud, stoic figure who marched across the Minnesota landscape two decades ago. But the journey of a man who graced the cover of Time magazine in 1973 has not been easy. When his 27-year marriage ended in 1990, the only household items he left with were his hockey medals and the chairs he sat in while serving as governor and U.S. senator.</w:t>
+        <w:t>Billy Dee Williams stars as Motown founder Berry Gordy, Holly Robinson (Hangin' With Mr. Cooper) as Diana Ross and Vanessa Williams as Suzanne de Passe, who first brought the Jackson 5 to Gordy's attention.</w:t>
         <w:br/>
-        <w:t xml:space="preserve"> Anderson rose from working-class roots on the East Side of St. Paul.  He became the nation's youngest governor in 1971, and was reelected by a record margin. He insisted on changes in state taxing and spending that became known as "the Minnesota Miracle." He was selected by Time as a promising young leader, and was chairman of the 1976 Democratic convention platform committee.</w:t>
+        <w:t>''This is told through the parents' point of view,'' says Jermaine, whose teen-age years are portrayed by his son Jermaine II. ''It's a love story. They had a dream of getting out to California and they sacrificed for us. We were motivated because of them; they were strong.''</w:t>
         <w:br/>
-        <w:t xml:space="preserve"> Yet his decision late that year to assume a vacant U.S. Senate seat abruptly swung public opinion against him. Voters turned him out two years later, leaving him in a political wilderness.</w:t>
+        <w:t>Dominating is more like it, and some of that is portrayed in the miniseries. Jermaine insists this is not the ''whitewash'' claimed by the Nov. 14-20 TV Guide cover story .</w:t>
         <w:br/>
-        <w:t xml:space="preserve"> Today, Anderson is a man without a single focus. His income as a lawyer appears to have declined as he pursues other interests. He sits on the Board of Regents at his beloved University of Minnesota, but earns no salary in doing so.</w:t>
+        <w:t>''You're really going to see a lot of things people had questions about. (Viewers) are going to say, 'That's why such and such and so and so.' ''</w:t>
         <w:br/>
-        <w:t xml:space="preserve"> He also receives $ 25,000 a year as a board member of Fingerhut Corp., where longtime friend Ted Deikel is chairman. He also is an aspiring businessman, and in 1990 tried unsuccessfully to become a Burger King franchisee in Sweden.</w:t>
+        <w:t>Jackson was concerned that only Michael graced TV Guide's cover. ''This is not a Michael Jackson story, or a Jackson 5 story. It's the Jackson family story.''</w:t>
         <w:br/>
-        <w:t xml:space="preserve"> Dick Meredith, a teammate on the 1956 Olympic hockey team, still plays hockey with Anderson weekly. But he said Anderson rarely confides in him, and doesn't talk about financial problems.</w:t>
+        <w:t>Janet, La Toya and Rebbie Jackson are portrayed only as girls; the miniseries doesn't reflect their adult careers.</w:t>
         <w:br/>
-        <w:t xml:space="preserve"> "I am not privy to that information. (But) I can see it. He's hit on some hard times," he said. "Whenever you're talking with Wendy, everything's upbeat. . . . He's never on a downer."</w:t>
+        <w:t>''Each family member got a chance to speak to the writer, and they told a lot of things dear to them.''</w:t>
         <w:br/>
-        <w:t xml:space="preserve"> The most obvious indicators of financial pressure on Anderson are in Hennepin County records. His 1991 property tax, due last October, remains unpaid. Anderson was supposed to pay $ 4,129 on a Wayzata townhouse valued at $ 145,000.  With penalty and interest, his bill has reached $ 4,786.</w:t>
+        <w:t>Everyone except La Toya, who's been estranged from the family since her March 1989 nude Playboy pictorials.  The miniseries will differ from the parental abuse she portrayed in her '91 book, La Toya: Growing up in the Jackson Family .</w:t>
         <w:br/>
-        <w:t xml:space="preserve"> "I have paid property taxes late," he said. "If you pay property taxes late, you pay a penalty. What's the problem?"</w:t>
+        <w:t>''My father got a bad rap,'' Jermaine says. ''You're going to see in this movie that my father is rough. He beat our butts, but he didn't abuse us.</w:t>
         <w:br/>
-        <w:t xml:space="preserve"> Meanwhile, his ex-wife, Mary McKee, recently had her attorney obtain a $ 44,865 judgment against Anderson for unpaid obligations under their divorce settlement. Court records also indicate he is $ 19,865 behind on monthly spousal payments and failed to make two lump-sum payments totaling $ 25,000.  An additional $ 25,000 payment is due July 1.</w:t>
+        <w:t>''La Toya's just promoting a book,'' he says. Her husband ''is driving her to say these things. It's the insecurity in her.''</w:t>
         <w:br/>
-        <w:t xml:space="preserve"> "I'm not going to talk about my domestic situation. Any obligation I have to my ex-wife I will meet," Anderson said.</w:t>
+        <w:t>Many of Michael's insecurities are also shown. He was involved in the project, approving the actors that portrayed him.</w:t>
         <w:br/>
-        <w:t xml:space="preserve"> Life also has changed for McKee, who with Anderson and their three small children brought a Kennedy-like quality to the Governor's Mansion.  McKee now works as a part-time clerk at Hennepin County Medical Center and lives in a modest older house on Parkers Lake in Plymouth. She declined to be interviewed for this article.</w:t>
+        <w:t>But Jermaine denies Michael asked for a white actor to portray his early years.</w:t>
         <w:br/>
-        <w:t xml:space="preserve"> Anderson's recent work as a model has raised eyebrows among friends and others. In the past two years, he has appeared astride a rowing machine for NordicTrack, the Chaska-based exercise equipment maker. He has modeled a sweatshirt showing an American flag with the words "These Colors Don't Run." He also has been in ads for in-line roller skates.</w:t>
+        <w:t>''I don't know why they keep doing that to us,'' he says.</w:t>
         <w:br/>
-        <w:t xml:space="preserve"> Kimberly Franson, who owns a local modeling agency, remembered Anderson being recommended to her by a friend. "We were looking for a male, 50s, a good head of hair . . . and somebody said, 'How about Wendy?' " she said.</w:t>
+        <w:t>''But we know in this business, we're going to get ridiculed and people are going to take shots at us. We just hold on to our family values.''</w:t>
         <w:br/>
-        <w:t xml:space="preserve"> "We said, 'Wendy who?' "</w:t>
         <w:br/>
-        <w:t xml:space="preserve"> Anderson said he was motivated largely by the flattery of being asked to model at his age. Though he does get paid, he said he does not see it as a new career. But he indicated that money was part of the decision. "I'm not the least bit embarrassed by the fact that every day when I get up I have the need to go out and earn a living," he said.</w:t>
+        <w:t>Notes</w:t>
         <w:br/>
-        <w:t xml:space="preserve"> His foray into modeling has produced some regrets. In an ad for the Sportsman's Guide, a locally published hunting catalog, Anderson is pictured on a page where customers can order sweatshirts carrying a variety of slogans, such as "Happiness is Yelling BINGO" and "I Don't Drive No Ugly Truck."</w:t>
         <w:br/>
-        <w:t xml:space="preserve"> Anderson said of the ad: "Very frankly, I didn't know the nature of it."</w:t>
-        <w:br/>
-        <w:t xml:space="preserve"> Rosemarie Finnegan of Sportsman's Guide said she was surprised when Franson sent over the former governor to model for the catalog. "All I remember, she said we're sending Wendy Anderson in. I said, 'Yeah, sure.' When he walked into the studio, I almost fell off my chair," she said.</w:t>
-        <w:br/>
-        <w:t xml:space="preserve"> To his close friends, Anderson's financial problems, divorce and even his modeling are parts of a personal side that are rarely revealed. They say what little they know suggests a story of a once-popular politician and athlete who never quite found a niche in private life.</w:t>
-        <w:br/>
-        <w:t xml:space="preserve"> "Wendy is not one to dump his bucket in your lap," says Austin Sullivan, a General Mills executive who has known Anderson since the late 1960s. "My impression is he was very gifted as a politician and made a very bad decision and paid a hell of a price for it."</w:t>
-        <w:br/>
-        <w:t xml:space="preserve"> In 1979, with several law firms vying for his service, Anderson left politics and joined Larkin, Hoffman, Daly &amp; Lindgren, a prominent office where college pal Jack Daly was a partner. Like many prominent politicians, he was hired to use his connections to attract clients.</w:t>
-        <w:br/>
-        <w:t xml:space="preserve"> In his 1990 divorce, Anderson reported annual earnings of $ 125,000.  He said $ 78,000 was earned as a partner in the firm, with the rest coming from serving on boards of directors and other sources. Anderson left the law-firm position last year to pursue other interests and now has the title "of counsel."</w:t>
-        <w:br/>
-        <w:t xml:space="preserve"> He was awarded $ 1.1 million in assets when he was divorced, but had to sell the family's Wayzata home.  The sale price of $ 335,000 was $ 20,000 less than the four mortgages against the property.</w:t>
-        <w:br/>
-        <w:t xml:space="preserve"> According to court records, Anderson reported 22 outstanding loans totaling more than $ 900,000. Some of them came from banks connected with prominent political allies.</w:t>
-        <w:br/>
-        <w:t xml:space="preserve"> He has two mortgages totaling $ 229,076 on his new home, a Wayzata townhouse assessed at $ 145,000. He secured a second loan from a Stillwater bank, pledging as collateral the home, his fees as a director of Fingerhut Corp., a $ 100,000 life insurance policy, and his profits from a real estate partnership.</w:t>
-        <w:br/>
-        <w:t xml:space="preserve"> Anderson has made attempts to move on with his life.  When Sweden withdrew its diplomat from Minnesota in a budget cutback, Anderson - who takes pride in his Swedish ancestry - was named honorary consul general in 1989. The voluntary job is part ceremonial, part paperwork, according to Lave Johnsson, the Swedish consul general in Chicago.</w:t>
-        <w:br/>
-        <w:t xml:space="preserve"> In 1990, Anderson tried to trade on his Swedish expertise to acquire a dozen Burger King restaurants in Scandinavia. The project involved John Grossman, the local music producer and son of N. Bud Grossman, a prominent Twin Cities businessman, and Del Blaske, the owner of 22 Burger Kings in Minnesota.</w:t>
-        <w:br/>
-        <w:t xml:space="preserve"> With Anderson providing entry into Swedish business circles, the group tried to acquire the Burger Kings in Scandinavia. "Wendy wanted to become a franchisee," said Blaske.  At one point, Anderson went ahead to Stockholm and then met Blaske and his wife when they arrived at the airport.</w:t>
-        <w:br/>
-        <w:t xml:space="preserve"> "All of a sudden, Wendell and a gentleman appeared, and they're carrying our luggage," Blaske said.  Blaske said he then learned the unidentified man was a senior executive at the SE-Banken of Sweden, Sweden's largest bank. "It's like a CEO at First Bank carrying our luggage . . . Wendell really knew the people," he said.</w:t>
-        <w:br/>
-        <w:t xml:space="preserve"> But just as quickly as the deal came together, it fell apart.  Blaske became ill and began a protracted fight with Burger King Corp. over his restaurants.  Without Blaske's input, Blaske said, the project evaporated.  "We were close," he said.</w:t>
-        <w:br/>
-        <w:t xml:space="preserve"> It's unclear where Anderson intended to find the $ 300,000 to $ 500,000 that Blaske estimates he would have needed to individually become a franchisee.  But Anderson's dealings with Grossman were a reason he diminished his role at Larkin, Hoffman.</w:t>
-        <w:br/>
-        <w:t xml:space="preserve"> "He made a decision ultimately to go into business," said Robert Hennessey, a former president of Larkin, Hoffman who plays tennis regularly with Anderson.</w:t>
-        <w:br/>
-        <w:t xml:space="preserve"> "He's had some difficult times," he said.  "Within a 10-year span, he had gone from being elected by the widest margin to a position where he didn't have a broad following. . . . It was, I'm sure, a surprise to him."</w:t>
+        <w:t>See sidebar; Holly Robinson plays small but supreme role</w:t>
         <w:br/>
         <w:br/>
         <w:t>Graphic</w:t>
@@ -139,7 +103,7 @@
         <w:br/>
         <w:t xml:space="preserve"> </w:t>
         <w:br/>
-        <w:t>Photograph</w:t>
+        <w:t>CUTLINE: FROM SINGER TO PRODUCER: Jermaine Jackson and wife Margaret are the forces behind the show.</w:t>
       </w:r>
     </w:p>
     <w:sectPr>

--- a/example_articles/states/Indiana/5.states_Indiana_Other_publisher.docx
+++ b/example_articles/states/Indiana/5.states_Indiana_Other_publisher.docx
@@ -7,7 +7,9 @@
         <w:pStyle w:val="Heading1"/>
       </w:pPr>
       <w:r>
-        <w:t>Jacksons tell their side of the story</w:t>
+        <w:t>BROTHERS' WORK DEPICTS 'EVERYMAN';</w:t>
+        <w:br/>
+        <w:t>UD visiting artists' exhibit at area gallery</w:t>
       </w:r>
     </w:p>
     <w:p>
@@ -17,17 +19,17 @@
     </w:p>
     <w:p>
       <w:r>
-        <w:t>Date: 1992-11-12</w:t>
+        <w:t>Date: 2001-04-19</w:t>
       </w:r>
     </w:p>
     <w:p>
       <w:r>
-        <w:t>Section: LIFE; Pg. 3D; Television</w:t>
+        <w:t>Section: NEIGHBORS; Pg. 1</w:t>
       </w:r>
     </w:p>
     <w:p>
       <w:r>
-        <w:t>Source file: Other publishers/Files (500) (22).DOCX</w:t>
+        <w:t>Source file: Other publishers/Files (500) (31).DOCX</w:t>
       </w:r>
     </w:p>
     <w:p>
@@ -49,61 +51,17 @@
     </w:p>
     <w:p>
       <w:r>
-        <w:t>From hitmakers to headline rakers, the Jacksons come clean in a TV miniseries that starts Sunday .</w:t>
+        <w:t>DAYTON - Kelly and Kyle Phelps, 28, aren't unique but they are different.</w:t>
         <w:br/>
-        <w:t>''We're just going to tell the truth in what the family is about,'' says Jermaine Jackson, producer of the five-hour ABC miniseries, and an original member of the Jackson 5. ''It gets hot in spots. We reveal a lot of things.''</w:t>
+        <w:t>The Phelps brothers, identical twins who are both visiting artists and instructors in the Department of Fine Arts at the University of Dayton, strive in their art to depict the plight of the common man.</w:t>
         <w:br/>
-        <w:t>Though little will surprise most followers of the Jackson clan, The Jacksons: An American Dream does chronicle strict physical disciplining of the Jacksons by their father and messy marriages among the brothers.</w:t>
+        <w:t>Struggles of the Working Class, an exhibition of their work, is on display through May 1 at the Franklin Street Gallery, 16 W. Franklin St., Centerville.</w:t>
         <w:br/>
-        <w:t>But the main theme is the rise of a poor working-class clan in Gary, Ind., to become one of the richest, most celebrated and most eccentric families in show business.</w:t>
+        <w:t>'Our work is universal. It speaks of factories and the common man,' Kyle Phelps said.</w:t>
         <w:br/>
-        <w:t>Jermaine and his wife, Margaret, worked on the miniseries for 4 1/2 years. Jermaine also helped produce the accompanying soundtrack, which includes live versions by the Jackson 5 of ABC , The Love You Save and the group's first hit, I Want You Back , as well as a recording of In the Still of the Night by Boyz II Men, who play a doo-wop group in the movie. In the Still will be released as a single.</w:t>
+        <w:t>Kyle and Kelly are the youngest of eight children of Vernon 'Spike' and Maria Phelps of New Castle, Ind. Their father worked in a factory until he retired recently and their mother owned an upholstery shop.</w:t>
         <w:br/>
-        <w:t>The miniseries opens with the courtship of Joseph and Katherine Jackson, and ends with the Jackson 5's farewell 1984 Victory tour.</w:t>
-        <w:br/>
-        <w:t>''We wanted to show we're a family, not just a musical group,'' Jermaine says.</w:t>
-        <w:br/>
-        <w:t>Billy Dee Williams stars as Motown founder Berry Gordy, Holly Robinson (Hangin' With Mr. Cooper) as Diana Ross and Vanessa Williams as Suzanne de Passe, who first brought the Jackson 5 to Gordy's attention.</w:t>
-        <w:br/>
-        <w:t>''This is told through the parents' point of view,'' says Jermaine, whose teen-age years are portrayed by his son Jermaine II. ''It's a love story. They had a dream of getting out to California and they sacrificed for us. We were motivated because of them; they were strong.''</w:t>
-        <w:br/>
-        <w:t>Dominating is more like it, and some of that is portrayed in the miniseries. Jermaine insists this is not the ''whitewash'' claimed by the Nov. 14-20 TV Guide cover story .</w:t>
-        <w:br/>
-        <w:t>''You're really going to see a lot of things people had questions about. (Viewers) are going to say, 'That's why such and such and so and so.' ''</w:t>
-        <w:br/>
-        <w:t>Jackson was concerned that only Michael graced TV Guide's cover. ''This is not a Michael Jackson story, or a Jackson 5 story. It's the Jackson family story.''</w:t>
-        <w:br/>
-        <w:t>Janet, La Toya and Rebbie Jackson are portrayed only as girls; the miniseries doesn't reflect their adult careers.</w:t>
-        <w:br/>
-        <w:t>''Each family member got a chance to speak to the writer, and they told a lot of things dear to them.''</w:t>
-        <w:br/>
-        <w:t>Everyone except La Toya, who's been estranged from the family since her March 1989 nude Playboy pictorials.  The miniseries will differ from the parental abuse she portrayed in her '91 book, La Toya: Growing up in the Jackson Family .</w:t>
-        <w:br/>
-        <w:t>''My father got a bad rap,'' Jermaine says. ''You're going to see in this movie that my father is rough. He beat our butts, but he didn't abuse us.</w:t>
-        <w:br/>
-        <w:t>''La Toya's just promoting a book,'' he says. Her husband ''is driving her to say these things. It's the insecurity in her.''</w:t>
-        <w:br/>
-        <w:t>Many of Michael's insecurities are also shown. He was involved in the project, approving the actors that portrayed him.</w:t>
-        <w:br/>
-        <w:t>But Jermaine denies Michael asked for a white actor to portray his early years.</w:t>
-        <w:br/>
-        <w:t>''I don't know why they keep doing that to us,'' he says.</w:t>
-        <w:br/>
-        <w:t>''But we know in this business, we're going to get ridiculed and people are going to take shots at us. We just hold on to our family values.''</w:t>
-        <w:br/>
-        <w:br/>
-        <w:t>Notes</w:t>
-        <w:br/>
-        <w:br/>
-        <w:t>See sidebar; Holly Robinson plays small but supreme role</w:t>
-        <w:br/>
-        <w:br/>
-        <w:t>Graphic</w:t>
-        <w:br/>
-        <w:br/>
-        <w:t xml:space="preserve"> </w:t>
-        <w:br/>
-        <w:t>CUTLINE: FROM SINGER TO PRODUCER: Jermaine Jackson and wife Margaret are the forces behind the show.</w:t>
+        <w:t>Even though all but one of Kyle's</w:t>
       </w:r>
     </w:p>
     <w:sectPr>

--- a/example_articles/states/Indiana/5.states_Indiana_Other_publisher.docx
+++ b/example_articles/states/Indiana/5.states_Indiana_Other_publisher.docx
@@ -7,9 +7,7 @@
         <w:pStyle w:val="Heading1"/>
       </w:pPr>
       <w:r>
-        <w:t>BROTHERS' WORK DEPICTS 'EVERYMAN';</w:t>
-        <w:br/>
-        <w:t>UD visiting artists' exhibit at area gallery</w:t>
+        <w:t>ROBBERY IN INDIANAPOLIS LEAVES FAMILY OF 7 DEAD</w:t>
       </w:r>
     </w:p>
     <w:p>
@@ -19,17 +17,17 @@
     </w:p>
     <w:p>
       <w:r>
-        <w:t>Date: 2001-04-19</w:t>
+        <w:t>Date: 2006-06-03</w:t>
       </w:r>
     </w:p>
     <w:p>
       <w:r>
-        <w:t>Section: NEIGHBORS; Pg. 1</w:t>
+        <w:t>Section: NATIONAL; Pg. A-6</w:t>
       </w:r>
     </w:p>
     <w:p>
       <w:r>
-        <w:t>Source file: Other publishers/Files (500) (31).DOCX</w:t>
+        <w:t>Source file: Other publishers/Files (500) (14).DOCX</w:t>
       </w:r>
     </w:p>
     <w:p>
@@ -51,17 +49,39 @@
     </w:p>
     <w:p>
       <w:r>
-        <w:t>DAYTON - Kelly and Kyle Phelps, 28, aren't unique but they are different.</w:t>
+        <w:t>Police yesterday hunted for the killers who barged into a home and shot seven family members to death in the worst mass murder in Indianapolis in at least 25 years.</w:t>
         <w:br/>
-        <w:t>The Phelps brothers, identical twins who are both visiting artists and instructors in the Department of Fine Arts at the University of Dayton, strive in their art to depict the plight of the common man.</w:t>
+        <w:t>The bodies of three boys, ages 5 to 11, were found on a bed, and four adult relatives were discovered elsewhere in the house after the Thursday night robbery and massacre that rocked the working-class neighborhood.</w:t>
         <w:br/>
-        <w:t>Struggles of the Working Class, an exhibition of their work, is on display through May 1 at the Franklin Street Gallery, 16 W. Franklin St., Centerville.</w:t>
+        <w:t>Police said the attackers -- a witness reported seeing three or four men run out the back of the house -- were armed with assault rifles.</w:t>
         <w:br/>
-        <w:t>'Our work is universal. It speaks of factories and the common man,' Kyle Phelps said.</w:t>
+        <w:t>One of the suspects is a 28-year-old man who grew up in the area and had returned last fall after getting out of prison on drug and weapons charges, police said.</w:t>
         <w:br/>
-        <w:t>Kyle and Kelly are the youngest of eight children of Vernon 'Spike' and Maria Phelps of New Castle, Ind. Their father worked in a factory until he retired recently and their mother owned an upholstery shop.</w:t>
+        <w:t>"He'd gone there to rob the home and decided while he was there to execute everybody at the same time, unfortunately," Sgt. Matthew Mount said.</w:t>
         <w:br/>
-        <w:t>Even though all but one of Kyle's</w:t>
+        <w:t>Police said they could not immediately tell whether anything was taken from the neat, 1 1/2-story home.</w:t>
+        <w:br/>
+        <w:t>Killed were Emma Valdez, 46; her husband, Alberto Covarrubias, 56; their sons Alberto Covarrubias, 11, and David Covarrubias, 8 or 9; Ms. Valzez's daughter, Flora Albarran, 22; Ms. Albarran's 5-year-old son, Luis; and Ms. Albarran's brother, Magno Albarran, 29.</w:t>
+        <w:br/>
+        <w:t>Police had been called to the home only once before, to check an alarm.</w:t>
+        <w:br/>
+        <w:t>"You couldn't ask for better neighbors," said Frank Dodson, 49, who lives across the street.</w:t>
+        <w:br/>
+        <w:t>The Covarrubias boys had just celebrated their first communions. "Right now, we're kind of in shock," said the pastor, the Rev. Carlton Beever.</w:t>
+        <w:br/>
+        <w:t>The neighborhood, just east of downtown Indianapolis, is in decline. Some houses have boarded-up windows, and there are vacant lots strewn with litter.</w:t>
+        <w:br/>
+        <w:t>Residents have called police to report drug activity, prostitution, thefts and assaults. "We have been complaining and complaining," said Sandy Washington, 65. "Our voices aren't heard."</w:t>
+        <w:br/>
+        <w:t>In 1981, a laid-off autoworker in Indianapolis killed his estranged wife, mother-in-law and four children. He was sentenced to six consecutive 40-year prison terms.</w:t>
+        <w:br/>
+        <w:br/>
+        <w:t>Graphic</w:t>
+        <w:br/>
+        <w:br/>
+        <w:t xml:space="preserve"> </w:t>
+        <w:br/>
+        <w:t>PHOTO: Michael Conroy/Associated Press: Flowers and a statue of an angel sits along the sidewalk outside a house on the near east side of Indianapolis yesterday where seven family members were shot to death late Thursday. Police reached the house Thursday night after a witness saw one of the victims being dragged into the home and then heard gunfire. Inside, officers found three children dead on a bed and the bodies of four adults scattered inside.</w:t>
       </w:r>
     </w:p>
     <w:sectPr>
